--- a/ds_04_bias/accessible/ds_bias.docx
+++ b/ds_04_bias/accessible/ds_bias.docx
@@ -2,7 +2,7 @@
 <file path=word/document.xml><?xml version="1.0" encoding="utf-8"?>
 <w:document xmlns:w="http://schemas.openxmlformats.org/wordprocessingml/2006/main" xmlns:m="http://schemas.openxmlformats.org/officeDocument/2006/math" xmlns:r="http://schemas.openxmlformats.org/officeDocument/2006/relationships" xmlns:o="urn:schemas-microsoft-com:office:office" xmlns:v="urn:schemas-microsoft-com:vml" xmlns:w10="urn:schemas-microsoft-com:office:word" xmlns:a="http://schemas.openxmlformats.org/drawingml/2006/main" xmlns:pic="http://schemas.openxmlformats.org/drawingml/2006/picture" xmlns:wp="http://schemas.openxmlformats.org/drawingml/2006/wordprocessingDrawing">
   <w:body>
-    <w:bookmarkStart w:id="229" w:name="the-beast-of-bias"/>
+    <w:bookmarkStart w:id="223" w:name="the-beast-of-bias"/>
     <w:p>
       <w:pPr>
         <w:pStyle w:val="Heading1"/>
@@ -124,7 +124,7 @@
       </w:r>
     </w:p>
     <w:bookmarkEnd w:id="14"/>
-    <w:bookmarkStart w:id="19" w:name="slide-2"/>
+    <w:bookmarkStart w:id="16" w:name="slide-2"/>
     <w:p>
       <w:pPr>
         <w:pStyle w:val="Heading2"/>
@@ -138,59 +138,12 @@
         <w:pStyle w:val="FirstParagraph"/>
       </w:pPr>
       <w:r>
-        <w:drawing>
-          <wp:inline>
-            <wp:extent cx="5334000" cy="3000375"/>
-            <wp:effectExtent b="0" l="0" r="0" t="0"/>
-            <wp:docPr descr="Image: lone knight (no description provided yet)" title="" id="16" name="Picture"/>
-            <a:graphic>
-              <a:graphicData uri="http://schemas.openxmlformats.org/drawingml/2006/picture">
-                <pic:pic>
-                  <pic:nvPicPr>
-                    <pic:cNvPr descr="images/lone_knight.jpg" id="17" name="Picture"/>
-                    <pic:cNvPicPr>
-                      <a:picLocks noChangeArrowheads="1" noChangeAspect="1"/>
-                    </pic:cNvPicPr>
-                  </pic:nvPicPr>
-                  <pic:blipFill>
-                    <a:blip r:embed="rId15"/>
-                    <a:stretch>
-                      <a:fillRect/>
-                    </a:stretch>
-                  </pic:blipFill>
-                  <pic:spPr bwMode="auto">
-                    <a:xfrm>
-                      <a:off x="0" y="0"/>
-                      <a:ext cx="5334000" cy="3000375"/>
-                    </a:xfrm>
-                    <a:prstGeom prst="rect">
-                      <a:avLst/>
-                    </a:prstGeom>
-                    <a:noFill/>
-                    <a:ln w="9525">
-                      <a:noFill/>
-                      <a:headEnd/>
-                      <a:tailEnd/>
-                    </a:ln>
-                  </pic:spPr>
-                </pic:pic>
-              </a:graphicData>
-            </a:graphic>
-          </wp:inline>
-        </w:drawing>
-      </w:r>
-    </w:p>
-    <w:p>
-      <w:pPr>
-        <w:pStyle w:val="BodyText"/>
-      </w:pPr>
-      <w:r>
         <w:t xml:space="preserve">Audio clip:</w:t>
       </w:r>
       <w:r>
         <w:t xml:space="preserve"> </w:t>
       </w:r>
-      <w:hyperlink r:id="rId18">
+      <w:hyperlink r:id="rId15">
         <w:r>
           <w:rPr>
             <w:rStyle w:val="Hyperlink"/>
@@ -263,8 +216,8 @@
         <w:t xml:space="preserve">He meets with the commander in chief of the knights of the 134 kingdoms.</w:t>
       </w:r>
     </w:p>
-    <w:bookmarkEnd w:id="19"/>
-    <w:bookmarkStart w:id="21" w:name="slide-3"/>
+    <w:bookmarkEnd w:id="16"/>
+    <w:bookmarkStart w:id="18" w:name="slide-3"/>
     <w:p>
       <w:pPr>
         <w:pStyle w:val="Heading2"/>
@@ -283,7 +236,7 @@
       <w:r>
         <w:t xml:space="preserve"> </w:t>
       </w:r>
-      <w:hyperlink r:id="rId20">
+      <w:hyperlink r:id="rId17">
         <w:r>
           <w:rPr>
             <w:rStyle w:val="Hyperlink"/>
@@ -292,8 +245,8 @@
         </w:r>
       </w:hyperlink>
     </w:p>
-    <w:bookmarkEnd w:id="21"/>
-    <w:bookmarkStart w:id="23" w:name="slide-4"/>
+    <w:bookmarkEnd w:id="18"/>
+    <w:bookmarkStart w:id="20" w:name="slide-4"/>
     <w:p>
       <w:pPr>
         <w:pStyle w:val="Heading2"/>
@@ -312,7 +265,7 @@
       <w:r>
         <w:t xml:space="preserve"> </w:t>
       </w:r>
-      <w:hyperlink r:id="rId22">
+      <w:hyperlink r:id="rId19">
         <w:r>
           <w:rPr>
             <w:rStyle w:val="Hyperlink"/>
@@ -321,8 +274,8 @@
         </w:r>
       </w:hyperlink>
     </w:p>
-    <w:bookmarkEnd w:id="23"/>
-    <w:bookmarkStart w:id="25" w:name="slide-5"/>
+    <w:bookmarkEnd w:id="20"/>
+    <w:bookmarkStart w:id="22" w:name="slide-5"/>
     <w:p>
       <w:pPr>
         <w:pStyle w:val="Heading2"/>
@@ -341,7 +294,7 @@
       <w:r>
         <w:t xml:space="preserve"> </w:t>
       </w:r>
-      <w:hyperlink r:id="rId24">
+      <w:hyperlink r:id="rId21">
         <w:r>
           <w:rPr>
             <w:rStyle w:val="Hyperlink"/>
@@ -350,8 +303,8 @@
         </w:r>
       </w:hyperlink>
     </w:p>
-    <w:bookmarkEnd w:id="25"/>
-    <w:bookmarkStart w:id="27" w:name="slide-6"/>
+    <w:bookmarkEnd w:id="22"/>
+    <w:bookmarkStart w:id="24" w:name="slide-6"/>
     <w:p>
       <w:pPr>
         <w:pStyle w:val="Heading2"/>
@@ -370,7 +323,7 @@
       <w:r>
         <w:t xml:space="preserve"> </w:t>
       </w:r>
-      <w:hyperlink r:id="rId26">
+      <w:hyperlink r:id="rId23">
         <w:r>
           <w:rPr>
             <w:rStyle w:val="Hyperlink"/>
@@ -379,8 +332,8 @@
         </w:r>
       </w:hyperlink>
     </w:p>
-    <w:bookmarkEnd w:id="27"/>
-    <w:bookmarkStart w:id="29" w:name="slide-7"/>
+    <w:bookmarkEnd w:id="24"/>
+    <w:bookmarkStart w:id="26" w:name="slide-7"/>
     <w:p>
       <w:pPr>
         <w:pStyle w:val="Heading2"/>
@@ -399,7 +352,7 @@
       <w:r>
         <w:t xml:space="preserve"> </w:t>
       </w:r>
-      <w:hyperlink r:id="rId28">
+      <w:hyperlink r:id="rId25">
         <w:r>
           <w:rPr>
             <w:rStyle w:val="Hyperlink"/>
@@ -408,8 +361,8 @@
         </w:r>
       </w:hyperlink>
     </w:p>
-    <w:bookmarkEnd w:id="29"/>
-    <w:bookmarkStart w:id="33" w:name="slide-8"/>
+    <w:bookmarkEnd w:id="26"/>
+    <w:bookmarkStart w:id="30" w:name="slide-8"/>
     <w:p>
       <w:pPr>
         <w:pStyle w:val="Heading2"/>
@@ -427,18 +380,18 @@
           <wp:inline>
             <wp:extent cx="5334000" cy="3019488"/>
             <wp:effectExtent b="0" l="0" r="0" t="0"/>
-            <wp:docPr descr="Image: spine map (no description provided yet)" title="" id="31" name="Picture"/>
+            <wp:docPr descr="Image: spine map (no description provided yet)" title="" id="28" name="Picture"/>
             <a:graphic>
               <a:graphicData uri="http://schemas.openxmlformats.org/drawingml/2006/picture">
                 <pic:pic>
                   <pic:nvPicPr>
-                    <pic:cNvPr descr="images/spine_map.png" id="32" name="Picture"/>
+                    <pic:cNvPr descr="images/spine_map.png" id="29" name="Picture"/>
                     <pic:cNvPicPr>
                       <a:picLocks noChangeArrowheads="1" noChangeAspect="1"/>
                     </pic:cNvPicPr>
                   </pic:nvPicPr>
                   <pic:blipFill>
-                    <a:blip r:embed="rId30"/>
+                    <a:blip r:embed="rId27"/>
                     <a:stretch>
                       <a:fillRect/>
                     </a:stretch>
@@ -465,8 +418,8 @@
         </w:drawing>
       </w:r>
     </w:p>
-    <w:bookmarkEnd w:id="33"/>
-    <w:bookmarkStart w:id="37" w:name="slide-9"/>
+    <w:bookmarkEnd w:id="30"/>
+    <w:bookmarkStart w:id="34" w:name="slide-9"/>
     <w:p>
       <w:pPr>
         <w:pStyle w:val="Heading2"/>
@@ -484,18 +437,18 @@
           <wp:inline>
             <wp:extent cx="5334000" cy="3016468"/>
             <wp:effectExtent b="0" l="0" r="0" t="0"/>
-            <wp:docPr descr="Image: spine lec 04 (no description provided yet)" title="" id="35" name="Picture"/>
+            <wp:docPr descr="Image: spine lec 04 (no description provided yet)" title="" id="32" name="Picture"/>
             <a:graphic>
               <a:graphicData uri="http://schemas.openxmlformats.org/drawingml/2006/picture">
                 <pic:pic>
                   <pic:nvPicPr>
-                    <pic:cNvPr descr="images/spine_lec_04.png" id="36" name="Picture"/>
+                    <pic:cNvPr descr="images/spine_lec_04.png" id="33" name="Picture"/>
                     <pic:cNvPicPr>
                       <a:picLocks noChangeArrowheads="1" noChangeAspect="1"/>
                     </pic:cNvPicPr>
                   </pic:nvPicPr>
                   <pic:blipFill>
-                    <a:blip r:embed="rId34"/>
+                    <a:blip r:embed="rId31"/>
                     <a:stretch>
                       <a:fillRect/>
                     </a:stretch>
@@ -522,8 +475,8 @@
         </w:drawing>
       </w:r>
     </w:p>
-    <w:bookmarkEnd w:id="37"/>
-    <w:bookmarkStart w:id="38" w:name="Xd58b85ec5e9c3f85bc694b999c8b8e3904c6ea8"/>
+    <w:bookmarkEnd w:id="34"/>
+    <w:bookmarkStart w:id="35" w:name="Xd58b85ec5e9c3f85bc694b999c8b8e3904c6ea8"/>
     <w:p>
       <w:pPr>
         <w:pStyle w:val="Heading2"/>
@@ -552,8 +505,8 @@
         <w:t xml:space="preserve">Sir Knight Zach, Defender of the world of Military</w:t>
       </w:r>
     </w:p>
-    <w:bookmarkEnd w:id="38"/>
-    <w:bookmarkStart w:id="42" w:name="slide-11"/>
+    <w:bookmarkEnd w:id="35"/>
+    <w:bookmarkStart w:id="39" w:name="slide-11"/>
     <w:p>
       <w:pPr>
         <w:pStyle w:val="Heading2"/>
@@ -571,18 +524,18 @@
           <wp:inline>
             <wp:extent cx="5334000" cy="3048000"/>
             <wp:effectExtent b="0" l="0" r="0" t="0"/>
-            <wp:docPr descr="Plot (no description provided yet)" title="" id="40" name="Picture"/>
+            <wp:docPr descr="Plot (no description provided yet)" title="" id="37" name="Picture"/>
             <a:graphic>
               <a:graphicData uri="http://schemas.openxmlformats.org/drawingml/2006/picture">
                 <pic:pic>
                   <pic:nvPicPr>
-                    <pic:cNvPr descr="images/ds_bias_slide011_unnamed-chunk-4-1.png" id="41" name="Picture"/>
+                    <pic:cNvPr descr="images/ds_bias_slide011_unnamed-chunk-4-1.png" id="38" name="Picture"/>
                     <pic:cNvPicPr>
                       <a:picLocks noChangeArrowheads="1" noChangeAspect="1"/>
                     </pic:cNvPicPr>
                   </pic:nvPicPr>
                   <pic:blipFill>
-                    <a:blip r:embed="rId39"/>
+                    <a:blip r:embed="rId36"/>
                     <a:stretch>
                       <a:fillRect/>
                     </a:stretch>
@@ -609,8 +562,8 @@
         </w:drawing>
       </w:r>
     </w:p>
-    <w:bookmarkEnd w:id="42"/>
-    <w:bookmarkStart w:id="46" w:name="slide-12"/>
+    <w:bookmarkEnd w:id="39"/>
+    <w:bookmarkStart w:id="43" w:name="slide-12"/>
     <w:p>
       <w:pPr>
         <w:pStyle w:val="Heading2"/>
@@ -628,18 +581,18 @@
           <wp:inline>
             <wp:extent cx="5334000" cy="3048000"/>
             <wp:effectExtent b="0" l="0" r="0" t="0"/>
-            <wp:docPr descr="Plot (no description provided yet)" title="" id="44" name="Picture"/>
+            <wp:docPr descr="Plot (no description provided yet)" title="" id="41" name="Picture"/>
             <a:graphic>
               <a:graphicData uri="http://schemas.openxmlformats.org/drawingml/2006/picture">
                 <pic:pic>
                   <pic:nvPicPr>
-                    <pic:cNvPr descr="images/ds_bias_slide012_unnamed-chunk-5-1.png" id="45" name="Picture"/>
+                    <pic:cNvPr descr="images/ds_bias_slide012_unnamed-chunk-5-1.png" id="42" name="Picture"/>
                     <pic:cNvPicPr>
                       <a:picLocks noChangeArrowheads="1" noChangeAspect="1"/>
                     </pic:cNvPicPr>
                   </pic:nvPicPr>
                   <pic:blipFill>
-                    <a:blip r:embed="rId43"/>
+                    <a:blip r:embed="rId40"/>
                     <a:stretch>
                       <a:fillRect/>
                     </a:stretch>
@@ -666,8 +619,8 @@
         </w:drawing>
       </w:r>
     </w:p>
-    <w:bookmarkEnd w:id="46"/>
-    <w:bookmarkStart w:id="47" w:name="slide-13-detecting-outliers"/>
+    <w:bookmarkEnd w:id="43"/>
+    <w:bookmarkStart w:id="44" w:name="slide-13-detecting-outliers"/>
     <w:p>
       <w:pPr>
         <w:pStyle w:val="Heading2"/>
@@ -788,8 +741,8 @@
         <w:t xml:space="preserve">Any case for which the absolute value of the standardized residual is 3 or more, is likely to be an outlier</w:t>
       </w:r>
     </w:p>
-    <w:bookmarkEnd w:id="47"/>
-    <w:bookmarkStart w:id="51" w:name="slide-14-detecting-influential-cases"/>
+    <w:bookmarkEnd w:id="44"/>
+    <w:bookmarkStart w:id="48" w:name="slide-14-detecting-influential-cases"/>
     <w:p>
       <w:pPr>
         <w:pStyle w:val="Heading2"/>
@@ -798,7 +751,7 @@
         <w:t xml:space="preserve">Slide 14: Detecting influential cases</w:t>
       </w:r>
     </w:p>
-    <w:bookmarkStart w:id="50" w:name="df-beta"/>
+    <w:bookmarkStart w:id="47" w:name="df-beta"/>
     <w:p>
       <w:pPr>
         <w:pStyle w:val="Heading3"/>
@@ -847,7 +800,7 @@
         <w:t xml:space="preserve">Be wary of standardized values with absolute values &gt; 1</w:t>
       </w:r>
     </w:p>
-    <w:bookmarkStart w:id="48" w:name="full-sample"/>
+    <w:bookmarkStart w:id="45" w:name="full-sample"/>
     <w:p>
       <w:pPr>
         <w:pStyle w:val="Heading4"/>
@@ -1078,8 +1031,8 @@
         </w:tc>
       </w:tr>
     </w:tbl>
-    <w:bookmarkEnd w:id="48"/>
-    <w:bookmarkStart w:id="49" w:name="influential-cases-removed"/>
+    <w:bookmarkEnd w:id="45"/>
+    <w:bookmarkStart w:id="46" w:name="influential-cases-removed"/>
     <w:p>
       <w:pPr>
         <w:pStyle w:val="Heading4"/>
@@ -1310,10 +1263,10 @@
         </w:tc>
       </w:tr>
     </w:tbl>
-    <w:bookmarkEnd w:id="49"/>
-    <w:bookmarkEnd w:id="50"/>
-    <w:bookmarkEnd w:id="51"/>
-    <w:bookmarkStart w:id="56" w:name="slide-15-detecting-influential-cases"/>
+    <w:bookmarkEnd w:id="46"/>
+    <w:bookmarkEnd w:id="47"/>
+    <w:bookmarkEnd w:id="48"/>
+    <w:bookmarkStart w:id="53" w:name="slide-15-detecting-influential-cases"/>
     <w:p>
       <w:pPr>
         <w:pStyle w:val="Heading2"/>
@@ -1322,7 +1275,7 @@
         <w:t xml:space="preserve">Slide 15: Detecting influential cases</w:t>
       </w:r>
     </w:p>
-    <w:bookmarkStart w:id="55" w:name="cooks-distance"/>
+    <w:bookmarkStart w:id="52" w:name="cooks-distance"/>
     <w:p>
       <w:pPr>
         <w:pStyle w:val="Heading3"/>
@@ -1601,18 +1554,18 @@
           <wp:inline>
             <wp:extent cx="5334000" cy="2667000"/>
             <wp:effectExtent b="0" l="0" r="0" t="0"/>
-            <wp:docPr descr="Plot (no description provided yet)" title="" id="53" name="Picture"/>
+            <wp:docPr descr="Plot (no description provided yet)" title="" id="50" name="Picture"/>
             <a:graphic>
               <a:graphicData uri="http://schemas.openxmlformats.org/drawingml/2006/picture">
                 <pic:pic>
                   <pic:nvPicPr>
-                    <pic:cNvPr descr="images/ds_bias_slide015_unnamed-chunk-9-1.png" id="54" name="Picture"/>
+                    <pic:cNvPr descr="images/ds_bias_slide015_unnamed-chunk-9-1.png" id="51" name="Picture"/>
                     <pic:cNvPicPr>
                       <a:picLocks noChangeArrowheads="1" noChangeAspect="1"/>
                     </pic:cNvPicPr>
                   </pic:nvPicPr>
                   <pic:blipFill>
-                    <a:blip r:embed="rId52"/>
+                    <a:blip r:embed="rId49"/>
                     <a:stretch>
                       <a:fillRect/>
                     </a:stretch>
@@ -1639,9 +1592,9 @@
         </w:drawing>
       </w:r>
     </w:p>
-    <w:bookmarkEnd w:id="55"/>
-    <w:bookmarkEnd w:id="56"/>
-    <w:bookmarkStart w:id="58" w:name="slide-16"/>
+    <w:bookmarkEnd w:id="52"/>
+    <w:bookmarkEnd w:id="53"/>
+    <w:bookmarkStart w:id="55" w:name="slide-16"/>
     <w:p>
       <w:pPr>
         <w:pStyle w:val="Heading2"/>
@@ -1660,7 +1613,7 @@
       <w:r>
         <w:t xml:space="preserve"> </w:t>
       </w:r>
-      <w:hyperlink r:id="rId57">
+      <w:hyperlink r:id="rId54">
         <w:r>
           <w:rPr>
             <w:rStyle w:val="Hyperlink"/>
@@ -1669,8 +1622,8 @@
         </w:r>
       </w:hyperlink>
     </w:p>
-    <w:bookmarkEnd w:id="58"/>
-    <w:bookmarkStart w:id="61" w:name="slide-17-robust-estimation"/>
+    <w:bookmarkEnd w:id="55"/>
+    <w:bookmarkStart w:id="58" w:name="slide-17-robust-estimation"/>
     <w:p>
       <w:pPr>
         <w:pStyle w:val="Heading2"/>
@@ -1679,7 +1632,7 @@
         <w:t xml:space="preserve">Slide 17: Robust estimation</w:t>
       </w:r>
     </w:p>
-    <w:bookmarkStart w:id="59" w:name="normal-model-ols"/>
+    <w:bookmarkStart w:id="56" w:name="normal-model-ols"/>
     <w:p>
       <w:pPr>
         <w:pStyle w:val="Heading3"/>
@@ -2017,8 +1970,8 @@
         </w:tc>
       </w:tr>
     </w:tbl>
-    <w:bookmarkEnd w:id="59"/>
-    <w:bookmarkStart w:id="60" w:name="robust-model"/>
+    <w:bookmarkEnd w:id="56"/>
+    <w:bookmarkStart w:id="57" w:name="robust-model"/>
     <w:p>
       <w:pPr>
         <w:pStyle w:val="Heading3"/>
@@ -2371,9 +2324,9 @@
         </w:tc>
       </w:tr>
     </w:tbl>
-    <w:bookmarkEnd w:id="60"/>
-    <w:bookmarkEnd w:id="61"/>
-    <w:bookmarkStart w:id="63" w:name="slide-18"/>
+    <w:bookmarkEnd w:id="57"/>
+    <w:bookmarkEnd w:id="58"/>
+    <w:bookmarkStart w:id="60" w:name="slide-18"/>
     <w:p>
       <w:pPr>
         <w:pStyle w:val="Heading2"/>
@@ -2392,7 +2345,7 @@
       <w:r>
         <w:t xml:space="preserve"> </w:t>
       </w:r>
-      <w:hyperlink r:id="rId62">
+      <w:hyperlink r:id="rId59">
         <w:r>
           <w:rPr>
             <w:rStyle w:val="Hyperlink"/>
@@ -2401,8 +2354,8 @@
         </w:r>
       </w:hyperlink>
     </w:p>
-    <w:bookmarkEnd w:id="63"/>
-    <w:bookmarkStart w:id="67" w:name="slide-19"/>
+    <w:bookmarkEnd w:id="60"/>
+    <w:bookmarkStart w:id="61" w:name="slide-19"/>
     <w:p>
       <w:pPr>
         <w:pStyle w:val="Heading2"/>
@@ -2411,74 +2364,27 @@
         <w:t xml:space="preserve">Slide 19</w:t>
       </w:r>
     </w:p>
+    <w:bookmarkEnd w:id="61"/>
+    <w:bookmarkStart w:id="63" w:name="slide-20"/>
+    <w:p>
+      <w:pPr>
+        <w:pStyle w:val="Heading2"/>
+      </w:pPr>
+      <w:r>
+        <w:t xml:space="preserve">Slide 20</w:t>
+      </w:r>
+    </w:p>
     <w:p>
       <w:pPr>
         <w:pStyle w:val="FirstParagraph"/>
       </w:pPr>
       <w:r>
-        <w:drawing>
-          <wp:inline>
-            <wp:extent cx="5334000" cy="3002844"/>
-            <wp:effectExtent b="0" l="0" r="0" t="0"/>
-            <wp:docPr descr="Image: zach knight (no description provided yet)" title="" id="65" name="Picture"/>
-            <a:graphic>
-              <a:graphicData uri="http://schemas.openxmlformats.org/drawingml/2006/picture">
-                <pic:pic>
-                  <pic:nvPicPr>
-                    <pic:cNvPr descr="images/zach_knight.jpg" id="66" name="Picture"/>
-                    <pic:cNvPicPr>
-                      <a:picLocks noChangeArrowheads="1" noChangeAspect="1"/>
-                    </pic:cNvPicPr>
-                  </pic:nvPicPr>
-                  <pic:blipFill>
-                    <a:blip r:embed="rId64"/>
-                    <a:stretch>
-                      <a:fillRect/>
-                    </a:stretch>
-                  </pic:blipFill>
-                  <pic:spPr bwMode="auto">
-                    <a:xfrm>
-                      <a:off x="0" y="0"/>
-                      <a:ext cx="5334000" cy="3002844"/>
-                    </a:xfrm>
-                    <a:prstGeom prst="rect">
-                      <a:avLst/>
-                    </a:prstGeom>
-                    <a:noFill/>
-                    <a:ln w="9525">
-                      <a:noFill/>
-                      <a:headEnd/>
-                      <a:tailEnd/>
-                    </a:ln>
-                  </pic:spPr>
-                </pic:pic>
-              </a:graphicData>
-            </a:graphic>
-          </wp:inline>
-        </w:drawing>
-      </w:r>
-    </w:p>
-    <w:bookmarkEnd w:id="67"/>
-    <w:bookmarkStart w:id="69" w:name="slide-20"/>
-    <w:p>
-      <w:pPr>
-        <w:pStyle w:val="Heading2"/>
-      </w:pPr>
-      <w:r>
-        <w:t xml:space="preserve">Slide 20</w:t>
-      </w:r>
-    </w:p>
-    <w:p>
-      <w:pPr>
-        <w:pStyle w:val="FirstParagraph"/>
-      </w:pPr>
-      <w:r>
         <w:t xml:space="preserve">Video clip:</w:t>
       </w:r>
       <w:r>
         <w:t xml:space="preserve"> </w:t>
       </w:r>
-      <w:hyperlink r:id="rId68">
+      <w:hyperlink r:id="rId62">
         <w:r>
           <w:rPr>
             <w:rStyle w:val="Hyperlink"/>
@@ -2487,8 +2393,8 @@
         </w:r>
       </w:hyperlink>
     </w:p>
-    <w:bookmarkEnd w:id="69"/>
-    <w:bookmarkStart w:id="71" w:name="slide-21"/>
+    <w:bookmarkEnd w:id="63"/>
+    <w:bookmarkStart w:id="65" w:name="slide-21"/>
     <w:p>
       <w:pPr>
         <w:pStyle w:val="Heading2"/>
@@ -2507,7 +2413,7 @@
       <w:r>
         <w:t xml:space="preserve"> </w:t>
       </w:r>
-      <w:hyperlink r:id="rId70">
+      <w:hyperlink r:id="rId64">
         <w:r>
           <w:rPr>
             <w:rStyle w:val="Hyperlink"/>
@@ -2516,8 +2422,8 @@
         </w:r>
       </w:hyperlink>
     </w:p>
-    <w:bookmarkEnd w:id="71"/>
-    <w:bookmarkStart w:id="72" w:name="X67fce157939ba79e921bbe4ef46709c62866315"/>
+    <w:bookmarkEnd w:id="65"/>
+    <w:bookmarkStart w:id="66" w:name="X67fce157939ba79e921bbe4ef46709c62866315"/>
     <w:p>
       <w:pPr>
         <w:pStyle w:val="Heading2"/>
@@ -2546,8 +2452,8 @@
         <w:t xml:space="preserve">Sir Knight Zach, Defender of the world of Military</w:t>
       </w:r>
     </w:p>
-    <w:bookmarkEnd w:id="72"/>
-    <w:bookmarkStart w:id="76" w:name="X33008216fd3d3996e590741e3700a56c4974fd9"/>
+    <w:bookmarkEnd w:id="66"/>
+    <w:bookmarkStart w:id="70" w:name="X33008216fd3d3996e590741e3700a56c4974fd9"/>
     <w:p>
       <w:pPr>
         <w:pStyle w:val="Heading2"/>
@@ -2856,18 +2762,18 @@
           <wp:inline>
             <wp:extent cx="5334000" cy="3111500"/>
             <wp:effectExtent b="0" l="0" r="0" t="0"/>
-            <wp:docPr descr="Plot (no description provided yet)" title="" id="74" name="Picture"/>
+            <wp:docPr descr="Plot (no description provided yet)" title="" id="68" name="Picture"/>
             <a:graphic>
               <a:graphicData uri="http://schemas.openxmlformats.org/drawingml/2006/picture">
                 <pic:pic>
                   <pic:nvPicPr>
-                    <pic:cNvPr descr="images/ds_bias_slide023_unnamed-chunk-13-1.png" id="75" name="Picture"/>
+                    <pic:cNvPr descr="images/ds_bias_slide023_unnamed-chunk-13-1.png" id="69" name="Picture"/>
                     <pic:cNvPicPr>
                       <a:picLocks noChangeArrowheads="1" noChangeAspect="1"/>
                     </pic:cNvPicPr>
                   </pic:nvPicPr>
                   <pic:blipFill>
-                    <a:blip r:embed="rId73"/>
+                    <a:blip r:embed="rId67"/>
                     <a:stretch>
                       <a:fillRect/>
                     </a:stretch>
@@ -2894,8 +2800,8 @@
         </w:drawing>
       </w:r>
     </w:p>
-    <w:bookmarkEnd w:id="76"/>
-    <w:bookmarkStart w:id="80" w:name="X24023bb26950152e39b69023921c52040c8d72a"/>
+    <w:bookmarkEnd w:id="70"/>
+    <w:bookmarkStart w:id="74" w:name="X24023bb26950152e39b69023921c52040c8d72a"/>
     <w:p>
       <w:pPr>
         <w:pStyle w:val="Heading2"/>
@@ -3204,18 +3110,18 @@
           <wp:inline>
             <wp:extent cx="5334000" cy="3111500"/>
             <wp:effectExtent b="0" l="0" r="0" t="0"/>
-            <wp:docPr descr="Plot (no description provided yet)" title="" id="78" name="Picture"/>
+            <wp:docPr descr="Plot (no description provided yet)" title="" id="72" name="Picture"/>
             <a:graphic>
               <a:graphicData uri="http://schemas.openxmlformats.org/drawingml/2006/picture">
                 <pic:pic>
                   <pic:nvPicPr>
-                    <pic:cNvPr descr="images/ds_bias_slide024_unnamed-chunk-15-1.png" id="79" name="Picture"/>
+                    <pic:cNvPr descr="images/ds_bias_slide024_unnamed-chunk-15-1.png" id="73" name="Picture"/>
                     <pic:cNvPicPr>
                       <a:picLocks noChangeArrowheads="1" noChangeAspect="1"/>
                     </pic:cNvPicPr>
                   </pic:nvPicPr>
                   <pic:blipFill>
-                    <a:blip r:embed="rId77"/>
+                    <a:blip r:embed="rId71"/>
                     <a:stretch>
                       <a:fillRect/>
                     </a:stretch>
@@ -3242,8 +3148,8 @@
         </w:drawing>
       </w:r>
     </w:p>
-    <w:bookmarkEnd w:id="80"/>
-    <w:bookmarkStart w:id="84" w:name="X7d9f3b9f43a66de1db84d4af405b236703424f8"/>
+    <w:bookmarkEnd w:id="74"/>
+    <w:bookmarkStart w:id="78" w:name="X7d9f3b9f43a66de1db84d4af405b236703424f8"/>
     <w:p>
       <w:pPr>
         <w:pStyle w:val="Heading2"/>
@@ -3252,7 +3158,7 @@
         <w:t xml:space="preserve">Slide 25: Key assumptions of the General Linear Model</w:t>
       </w:r>
     </w:p>
-    <w:bookmarkStart w:id="81" w:name="linearity-and-additivity"/>
+    <w:bookmarkStart w:id="75" w:name="linearity-and-additivity"/>
     <w:p>
       <w:pPr>
         <w:pStyle w:val="Heading3"/>
@@ -3261,8 +3167,8 @@
         <w:t xml:space="preserve">Linearity and additivity</w:t>
       </w:r>
     </w:p>
-    <w:bookmarkEnd w:id="81"/>
-    <w:bookmarkStart w:id="82" w:name="spherical-errors"/>
+    <w:bookmarkEnd w:id="75"/>
+    <w:bookmarkStart w:id="76" w:name="spherical-errors"/>
     <w:p>
       <w:pPr>
         <w:pStyle w:val="Heading3"/>
@@ -3327,8 +3233,8 @@
         <w:t xml:space="preserve">Inspect the model residuals</w:t>
       </w:r>
     </w:p>
-    <w:bookmarkEnd w:id="82"/>
-    <w:bookmarkStart w:id="83" w:name="normality-of-something-or-other"/>
+    <w:bookmarkEnd w:id="76"/>
+    <w:bookmarkStart w:id="77" w:name="normality-of-something-or-other"/>
     <w:p>
       <w:pPr>
         <w:pStyle w:val="Heading3"/>
@@ -3361,9 +3267,9 @@
         <w:t xml:space="preserve">Sampling distribution</w:t>
       </w:r>
     </w:p>
-    <w:bookmarkEnd w:id="83"/>
-    <w:bookmarkEnd w:id="84"/>
-    <w:bookmarkStart w:id="85" w:name="slide-26-linearity-and-additivity"/>
+    <w:bookmarkEnd w:id="77"/>
+    <w:bookmarkEnd w:id="78"/>
+    <w:bookmarkStart w:id="79" w:name="slide-26-linearity-and-additivity"/>
     <w:p>
       <w:pPr>
         <w:pStyle w:val="Heading2"/>
@@ -3677,8 +3583,8 @@
         <w:t xml:space="preserve">Test linearity using plots. If the data cloud looks banana shaped (curved), linearity probably can’t be assumed.</w:t>
       </w:r>
     </w:p>
-    <w:bookmarkEnd w:id="85"/>
-    <w:bookmarkStart w:id="86" w:name="slide-27-errors-vs.-residuals"/>
+    <w:bookmarkEnd w:id="79"/>
+    <w:bookmarkStart w:id="80" w:name="slide-27-errors-vs.-residuals"/>
     <w:p>
       <w:pPr>
         <w:pStyle w:val="Heading2"/>
@@ -3805,8 +3711,8 @@
         <w:t xml:space="preserve">These values can be observed and are representative of the population model errors.</w:t>
       </w:r>
     </w:p>
-    <w:bookmarkEnd w:id="86"/>
-    <w:bookmarkStart w:id="90" w:name="slide-28"/>
+    <w:bookmarkEnd w:id="80"/>
+    <w:bookmarkStart w:id="84" w:name="slide-28"/>
     <w:p>
       <w:pPr>
         <w:pStyle w:val="Heading2"/>
@@ -3824,18 +3730,18 @@
           <wp:inline>
             <wp:extent cx="5334000" cy="3610244"/>
             <wp:effectExtent b="0" l="0" r="0" t="0"/>
-            <wp:docPr descr="Image: ds6 fig 06 03 pop model no obs (no description provided yet)" title="" id="88" name="Picture"/>
+            <wp:docPr descr="Image: ds6 fig 06 03 pop model no obs (no description provided yet)" title="" id="82" name="Picture"/>
             <a:graphic>
               <a:graphicData uri="http://schemas.openxmlformats.org/drawingml/2006/picture">
                 <pic:pic>
                   <pic:nvPicPr>
-                    <pic:cNvPr descr="images/ds6_fig_06_03_pop_model_no_obs.png" id="89" name="Picture"/>
+                    <pic:cNvPr descr="images/ds6_fig_06_03_pop_model_no_obs.png" id="83" name="Picture"/>
                     <pic:cNvPicPr>
                       <a:picLocks noChangeArrowheads="1" noChangeAspect="1"/>
                     </pic:cNvPicPr>
                   </pic:nvPicPr>
                   <pic:blipFill>
-                    <a:blip r:embed="rId87"/>
+                    <a:blip r:embed="rId81"/>
                     <a:stretch>
                       <a:fillRect/>
                     </a:stretch>
@@ -3862,8 +3768,8 @@
         </w:drawing>
       </w:r>
     </w:p>
-    <w:bookmarkEnd w:id="90"/>
-    <w:bookmarkStart w:id="91" w:name="slide-29-normally-distributed-errors"/>
+    <w:bookmarkEnd w:id="84"/>
+    <w:bookmarkStart w:id="85" w:name="slide-29-normally-distributed-errors"/>
     <w:p>
       <w:pPr>
         <w:pStyle w:val="Heading2"/>
@@ -4050,8 +3956,8 @@
         </m:oMath>
       </m:oMathPara>
     </w:p>
-    <w:bookmarkEnd w:id="91"/>
-    <w:bookmarkStart w:id="95" w:name="slide-30-errors-population-model"/>
+    <w:bookmarkEnd w:id="85"/>
+    <w:bookmarkStart w:id="89" w:name="slide-30-errors-population-model"/>
     <w:p>
       <w:pPr>
         <w:pStyle w:val="Heading2"/>
@@ -4069,18 +3975,18 @@
           <wp:inline>
             <wp:extent cx="5334000" cy="2703304"/>
             <wp:effectExtent b="0" l="0" r="0" t="0"/>
-            <wp:docPr descr="Image: ds6 fig 06 06 pooled errors (no description provided yet)" title="" id="93" name="Picture"/>
+            <wp:docPr descr="Image: ds6 fig 06 06 pooled errors (no description provided yet)" title="" id="87" name="Picture"/>
             <a:graphic>
               <a:graphicData uri="http://schemas.openxmlformats.org/drawingml/2006/picture">
                 <pic:pic>
                   <pic:nvPicPr>
-                    <pic:cNvPr descr="images/ds6_fig_06_06_pooled_errors.png" id="94" name="Picture"/>
+                    <pic:cNvPr descr="images/ds6_fig_06_06_pooled_errors.png" id="88" name="Picture"/>
                     <pic:cNvPicPr>
                       <a:picLocks noChangeArrowheads="1" noChangeAspect="1"/>
                     </pic:cNvPicPr>
                   </pic:nvPicPr>
                   <pic:blipFill>
-                    <a:blip r:embed="rId92"/>
+                    <a:blip r:embed="rId86"/>
                     <a:stretch>
                       <a:fillRect/>
                     </a:stretch>
@@ -4107,8 +4013,8 @@
         </w:drawing>
       </w:r>
     </w:p>
-    <w:bookmarkEnd w:id="95"/>
-    <w:bookmarkStart w:id="99" w:name="slide-31-residuals-are-observable"/>
+    <w:bookmarkEnd w:id="89"/>
+    <w:bookmarkStart w:id="93" w:name="slide-31-residuals-are-observable"/>
     <w:p>
       <w:pPr>
         <w:pStyle w:val="Heading2"/>
@@ -4126,18 +4032,18 @@
           <wp:inline>
             <wp:extent cx="5334000" cy="3922399"/>
             <wp:effectExtent b="0" l="0" r="0" t="0"/>
-            <wp:docPr descr="Image: ds6 fig 06 07 sample model (no description provided yet)" title="" id="97" name="Picture"/>
+            <wp:docPr descr="Image: ds6 fig 06 07 sample model (no description provided yet)" title="" id="91" name="Picture"/>
             <a:graphic>
               <a:graphicData uri="http://schemas.openxmlformats.org/drawingml/2006/picture">
                 <pic:pic>
                   <pic:nvPicPr>
-                    <pic:cNvPr descr="images/ds6_fig_06_07_sample_model.png" id="98" name="Picture"/>
+                    <pic:cNvPr descr="images/ds6_fig_06_07_sample_model.png" id="92" name="Picture"/>
                     <pic:cNvPicPr>
                       <a:picLocks noChangeArrowheads="1" noChangeAspect="1"/>
                     </pic:cNvPicPr>
                   </pic:nvPicPr>
                   <pic:blipFill>
-                    <a:blip r:embed="rId96"/>
+                    <a:blip r:embed="rId90"/>
                     <a:stretch>
                       <a:fillRect/>
                     </a:stretch>
@@ -4164,8 +4070,8 @@
         </w:drawing>
       </w:r>
     </w:p>
-    <w:bookmarkEnd w:id="99"/>
-    <w:bookmarkStart w:id="103" w:name="slide-32-spherical-errors"/>
+    <w:bookmarkEnd w:id="93"/>
+    <w:bookmarkStart w:id="97" w:name="slide-32-spherical-errors"/>
     <w:p>
       <w:pPr>
         <w:pStyle w:val="Heading2"/>
@@ -4174,7 +4080,7 @@
         <w:t xml:space="preserve">Slide 32: Spherical errors</w:t>
       </w:r>
     </w:p>
-    <w:bookmarkStart w:id="100" w:name="errors-should-be-independent"/>
+    <w:bookmarkStart w:id="94" w:name="errors-should-be-independent"/>
     <w:p>
       <w:pPr>
         <w:pStyle w:val="Heading3"/>
@@ -4249,8 +4155,8 @@
         <w:t xml:space="preserve">Because we cannot observe population errors we inspect the sample residuals</w:t>
       </w:r>
     </w:p>
-    <w:bookmarkEnd w:id="100"/>
-    <w:bookmarkStart w:id="101" w:name="errors-should-be-homoscedastic"/>
+    <w:bookmarkEnd w:id="94"/>
+    <w:bookmarkStart w:id="95" w:name="errors-should-be-homoscedastic"/>
     <w:p>
       <w:pPr>
         <w:pStyle w:val="Heading3"/>
@@ -4287,8 +4193,8 @@
         <w:t xml:space="preserve">Because we cannot observe population errors we inspect the sample residuals</w:t>
       </w:r>
     </w:p>
-    <w:bookmarkEnd w:id="101"/>
-    <w:bookmarkStart w:id="102" w:name="violation-of-the-assumption"/>
+    <w:bookmarkEnd w:id="95"/>
+    <w:bookmarkStart w:id="96" w:name="violation-of-the-assumption"/>
     <w:p>
       <w:pPr>
         <w:pStyle w:val="Heading3"/>
@@ -4366,9 +4272,9 @@
         <w:t xml:space="preserve">-values and confidence intervals will also be incorrect</w:t>
       </w:r>
     </w:p>
-    <w:bookmarkEnd w:id="102"/>
-    <w:bookmarkEnd w:id="103"/>
-    <w:bookmarkStart w:id="107" w:name="slide-33-residuals-vs.-predicted-values"/>
+    <w:bookmarkEnd w:id="96"/>
+    <w:bookmarkEnd w:id="97"/>
+    <w:bookmarkStart w:id="101" w:name="slide-33-residuals-vs.-predicted-values"/>
     <w:p>
       <w:pPr>
         <w:pStyle w:val="Heading2"/>
@@ -4386,18 +4292,18 @@
           <wp:inline>
             <wp:extent cx="5334000" cy="5445653"/>
             <wp:effectExtent b="0" l="0" r="0" t="0"/>
-            <wp:docPr descr="Image: dsr2 fig 06 28 pred resid (no description provided yet)" title="" id="105" name="Picture"/>
+            <wp:docPr descr="Image: dsr2 fig 06 28 pred resid (no description provided yet)" title="" id="99" name="Picture"/>
             <a:graphic>
               <a:graphicData uri="http://schemas.openxmlformats.org/drawingml/2006/picture">
                 <pic:pic>
                   <pic:nvPicPr>
-                    <pic:cNvPr descr="images/dsr2_fig_06_28_pred_resid.png" id="106" name="Picture"/>
+                    <pic:cNvPr descr="images/dsr2_fig_06_28_pred_resid.png" id="100" name="Picture"/>
                     <pic:cNvPicPr>
                       <a:picLocks noChangeArrowheads="1" noChangeAspect="1"/>
                     </pic:cNvPicPr>
                   </pic:nvPicPr>
                   <pic:blipFill>
-                    <a:blip r:embed="rId104"/>
+                    <a:blip r:embed="rId98"/>
                     <a:stretch>
                       <a:fillRect/>
                     </a:stretch>
@@ -4424,8 +4330,8 @@
         </w:drawing>
       </w:r>
     </w:p>
-    <w:bookmarkEnd w:id="107"/>
-    <w:bookmarkStart w:id="111" w:name="slide-34-residuals-vs.-predicted-values"/>
+    <w:bookmarkEnd w:id="101"/>
+    <w:bookmarkStart w:id="105" w:name="slide-34-residuals-vs.-predicted-values"/>
     <w:p>
       <w:pPr>
         <w:pStyle w:val="Heading2"/>
@@ -4443,18 +4349,18 @@
           <wp:inline>
             <wp:extent cx="5334000" cy="5445653"/>
             <wp:effectExtent b="0" l="0" r="0" t="0"/>
-            <wp:docPr descr="Image: dsr2 fig 06 28 pred resid overlay (no description provided yet)" title="" id="109" name="Picture"/>
+            <wp:docPr descr="Image: dsr2 fig 06 28 pred resid overlay (no description provided yet)" title="" id="103" name="Picture"/>
             <a:graphic>
               <a:graphicData uri="http://schemas.openxmlformats.org/drawingml/2006/picture">
                 <pic:pic>
                   <pic:nvPicPr>
-                    <pic:cNvPr descr="images/dsr2_fig_06_28_pred_resid_overlay.png" id="110" name="Picture"/>
+                    <pic:cNvPr descr="images/dsr2_fig_06_28_pred_resid_overlay.png" id="104" name="Picture"/>
                     <pic:cNvPicPr>
                       <a:picLocks noChangeArrowheads="1" noChangeAspect="1"/>
                     </pic:cNvPicPr>
                   </pic:nvPicPr>
                   <pic:blipFill>
-                    <a:blip r:embed="rId108"/>
+                    <a:blip r:embed="rId102"/>
                     <a:stretch>
                       <a:fillRect/>
                     </a:stretch>
@@ -4481,8 +4387,8 @@
         </w:drawing>
       </w:r>
     </w:p>
-    <w:bookmarkEnd w:id="111"/>
-    <w:bookmarkStart w:id="120" w:name="slide-35"/>
+    <w:bookmarkEnd w:id="105"/>
+    <w:bookmarkStart w:id="114" w:name="slide-35"/>
     <w:p>
       <w:pPr>
         <w:pStyle w:val="Heading2"/>
@@ -4491,7 +4397,7 @@
         <w:t xml:space="preserve">Slide 35</w:t>
       </w:r>
     </w:p>
-    <w:bookmarkStart w:id="115" w:name="homoscedastic"/>
+    <w:bookmarkStart w:id="109" w:name="homoscedastic"/>
     <w:p>
       <w:pPr>
         <w:pStyle w:val="Heading3"/>
@@ -4509,18 +4415,18 @@
           <wp:inline>
             <wp:extent cx="5334000" cy="3810000"/>
             <wp:effectExtent b="0" l="0" r="0" t="0"/>
-            <wp:docPr descr="Image: hom con plot (no description provided yet)" title="" id="113" name="Picture"/>
+            <wp:docPr descr="Image: hom con plot (no description provided yet)" title="" id="107" name="Picture"/>
             <a:graphic>
               <a:graphicData uri="http://schemas.openxmlformats.org/drawingml/2006/picture">
                 <pic:pic>
                   <pic:nvPicPr>
-                    <pic:cNvPr descr="images/hom_con_plot.png" id="114" name="Picture"/>
+                    <pic:cNvPr descr="images/hom_con_plot.png" id="108" name="Picture"/>
                     <pic:cNvPicPr>
                       <a:picLocks noChangeArrowheads="1" noChangeAspect="1"/>
                     </pic:cNvPicPr>
                   </pic:nvPicPr>
                   <pic:blipFill>
-                    <a:blip r:embed="rId112"/>
+                    <a:blip r:embed="rId106"/>
                     <a:stretch>
                       <a:fillRect/>
                     </a:stretch>
@@ -4547,8 +4453,8 @@
         </w:drawing>
       </w:r>
     </w:p>
-    <w:bookmarkEnd w:id="115"/>
-    <w:bookmarkStart w:id="119" w:name="our-data"/>
+    <w:bookmarkEnd w:id="109"/>
+    <w:bookmarkStart w:id="113" w:name="our-data"/>
     <w:p>
       <w:pPr>
         <w:pStyle w:val="Heading3"/>
@@ -4566,18 +4472,18 @@
           <wp:inline>
             <wp:extent cx="5334000" cy="3810000"/>
             <wp:effectExtent b="0" l="0" r="0" t="0"/>
-            <wp:docPr descr="Image: het con plot (no description provided yet)" title="" id="117" name="Picture"/>
+            <wp:docPr descr="Image: het con plot (no description provided yet)" title="" id="111" name="Picture"/>
             <a:graphic>
               <a:graphicData uri="http://schemas.openxmlformats.org/drawingml/2006/picture">
                 <pic:pic>
                   <pic:nvPicPr>
-                    <pic:cNvPr descr="images/het_con_plot.png" id="118" name="Picture"/>
+                    <pic:cNvPr descr="images/het_con_plot.png" id="112" name="Picture"/>
                     <pic:cNvPicPr>
                       <a:picLocks noChangeArrowheads="1" noChangeAspect="1"/>
                     </pic:cNvPicPr>
                   </pic:nvPicPr>
                   <pic:blipFill>
-                    <a:blip r:embed="rId116"/>
+                    <a:blip r:embed="rId110"/>
                     <a:stretch>
                       <a:fillRect/>
                     </a:stretch>
@@ -4604,9 +4510,9 @@
         </w:drawing>
       </w:r>
     </w:p>
-    <w:bookmarkEnd w:id="119"/>
-    <w:bookmarkEnd w:id="120"/>
-    <w:bookmarkStart w:id="129" w:name="slide-36"/>
+    <w:bookmarkEnd w:id="113"/>
+    <w:bookmarkEnd w:id="114"/>
+    <w:bookmarkStart w:id="123" w:name="slide-36"/>
     <w:p>
       <w:pPr>
         <w:pStyle w:val="Heading2"/>
@@ -4615,7 +4521,7 @@
         <w:t xml:space="preserve">Slide 36</w:t>
       </w:r>
     </w:p>
-    <w:bookmarkStart w:id="124" w:name="homoscedastic-1"/>
+    <w:bookmarkStart w:id="118" w:name="homoscedastic-1"/>
     <w:p>
       <w:pPr>
         <w:pStyle w:val="Heading3"/>
@@ -4633,18 +4539,18 @@
           <wp:inline>
             <wp:extent cx="5334000" cy="3810000"/>
             <wp:effectExtent b="0" l="0" r="0" t="0"/>
-            <wp:docPr descr="Image: hom con plot layer (no description provided yet)" title="" id="122" name="Picture"/>
+            <wp:docPr descr="Image: hom con plot layer (no description provided yet)" title="" id="116" name="Picture"/>
             <a:graphic>
               <a:graphicData uri="http://schemas.openxmlformats.org/drawingml/2006/picture">
                 <pic:pic>
                   <pic:nvPicPr>
-                    <pic:cNvPr descr="images/hom_con_plot_layer.png" id="123" name="Picture"/>
+                    <pic:cNvPr descr="images/hom_con_plot_layer.png" id="117" name="Picture"/>
                     <pic:cNvPicPr>
                       <a:picLocks noChangeArrowheads="1" noChangeAspect="1"/>
                     </pic:cNvPicPr>
                   </pic:nvPicPr>
                   <pic:blipFill>
-                    <a:blip r:embed="rId121"/>
+                    <a:blip r:embed="rId115"/>
                     <a:stretch>
                       <a:fillRect/>
                     </a:stretch>
@@ -4671,8 +4577,8 @@
         </w:drawing>
       </w:r>
     </w:p>
-    <w:bookmarkEnd w:id="124"/>
-    <w:bookmarkStart w:id="128" w:name="our-data-heteroscedastic"/>
+    <w:bookmarkEnd w:id="118"/>
+    <w:bookmarkStart w:id="122" w:name="our-data-heteroscedastic"/>
     <w:p>
       <w:pPr>
         <w:pStyle w:val="Heading3"/>
@@ -4690,18 +4596,18 @@
           <wp:inline>
             <wp:extent cx="5334000" cy="3810000"/>
             <wp:effectExtent b="0" l="0" r="0" t="0"/>
-            <wp:docPr descr="Image: het con plot layer (no description provided yet)" title="" id="126" name="Picture"/>
+            <wp:docPr descr="Image: het con plot layer (no description provided yet)" title="" id="120" name="Picture"/>
             <a:graphic>
               <a:graphicData uri="http://schemas.openxmlformats.org/drawingml/2006/picture">
                 <pic:pic>
                   <pic:nvPicPr>
-                    <pic:cNvPr descr="images/het_con_plot_layer.png" id="127" name="Picture"/>
+                    <pic:cNvPr descr="images/het_con_plot_layer.png" id="121" name="Picture"/>
                     <pic:cNvPicPr>
                       <a:picLocks noChangeArrowheads="1" noChangeAspect="1"/>
                     </pic:cNvPicPr>
                   </pic:nvPicPr>
                   <pic:blipFill>
-                    <a:blip r:embed="rId125"/>
+                    <a:blip r:embed="rId119"/>
                     <a:stretch>
                       <a:fillRect/>
                     </a:stretch>
@@ -4728,9 +4634,9 @@
         </w:drawing>
       </w:r>
     </w:p>
-    <w:bookmarkEnd w:id="128"/>
-    <w:bookmarkEnd w:id="129"/>
-    <w:bookmarkStart w:id="138" w:name="slide-37"/>
+    <w:bookmarkEnd w:id="122"/>
+    <w:bookmarkEnd w:id="123"/>
+    <w:bookmarkStart w:id="132" w:name="slide-37"/>
     <w:p>
       <w:pPr>
         <w:pStyle w:val="Heading2"/>
@@ -4739,7 +4645,7 @@
         <w:t xml:space="preserve">Slide 37</w:t>
       </w:r>
     </w:p>
-    <w:bookmarkStart w:id="133" w:name="homoscedastic-2"/>
+    <w:bookmarkStart w:id="127" w:name="homoscedastic-2"/>
     <w:p>
       <w:pPr>
         <w:pStyle w:val="Heading3"/>
@@ -4757,18 +4663,18 @@
           <wp:inline>
             <wp:extent cx="5334000" cy="3810000"/>
             <wp:effectExtent b="0" l="0" r="0" t="0"/>
-            <wp:docPr descr="Image: hom cat plot (no description provided yet)" title="" id="131" name="Picture"/>
+            <wp:docPr descr="Image: hom cat plot (no description provided yet)" title="" id="125" name="Picture"/>
             <a:graphic>
               <a:graphicData uri="http://schemas.openxmlformats.org/drawingml/2006/picture">
                 <pic:pic>
                   <pic:nvPicPr>
-                    <pic:cNvPr descr="images/hom_cat_plot.png" id="132" name="Picture"/>
+                    <pic:cNvPr descr="images/hom_cat_plot.png" id="126" name="Picture"/>
                     <pic:cNvPicPr>
                       <a:picLocks noChangeArrowheads="1" noChangeAspect="1"/>
                     </pic:cNvPicPr>
                   </pic:nvPicPr>
                   <pic:blipFill>
-                    <a:blip r:embed="rId130"/>
+                    <a:blip r:embed="rId124"/>
                     <a:stretch>
                       <a:fillRect/>
                     </a:stretch>
@@ -4795,8 +4701,8 @@
         </w:drawing>
       </w:r>
     </w:p>
-    <w:bookmarkEnd w:id="133"/>
-    <w:bookmarkStart w:id="137" w:name="our-data-1"/>
+    <w:bookmarkEnd w:id="127"/>
+    <w:bookmarkStart w:id="131" w:name="our-data-1"/>
     <w:p>
       <w:pPr>
         <w:pStyle w:val="Heading3"/>
@@ -4814,18 +4720,18 @@
           <wp:inline>
             <wp:extent cx="5334000" cy="3810000"/>
             <wp:effectExtent b="0" l="0" r="0" t="0"/>
-            <wp:docPr descr="Image: het cat plot (no description provided yet)" title="" id="135" name="Picture"/>
+            <wp:docPr descr="Image: het cat plot (no description provided yet)" title="" id="129" name="Picture"/>
             <a:graphic>
               <a:graphicData uri="http://schemas.openxmlformats.org/drawingml/2006/picture">
                 <pic:pic>
                   <pic:nvPicPr>
-                    <pic:cNvPr descr="images/het_cat_plot.png" id="136" name="Picture"/>
+                    <pic:cNvPr descr="images/het_cat_plot.png" id="130" name="Picture"/>
                     <pic:cNvPicPr>
                       <a:picLocks noChangeArrowheads="1" noChangeAspect="1"/>
                     </pic:cNvPicPr>
                   </pic:nvPicPr>
                   <pic:blipFill>
-                    <a:blip r:embed="rId134"/>
+                    <a:blip r:embed="rId128"/>
                     <a:stretch>
                       <a:fillRect/>
                     </a:stretch>
@@ -4852,9 +4758,9 @@
         </w:drawing>
       </w:r>
     </w:p>
-    <w:bookmarkEnd w:id="137"/>
-    <w:bookmarkEnd w:id="138"/>
-    <w:bookmarkStart w:id="147" w:name="slide-38"/>
+    <w:bookmarkEnd w:id="131"/>
+    <w:bookmarkEnd w:id="132"/>
+    <w:bookmarkStart w:id="141" w:name="slide-38"/>
     <w:p>
       <w:pPr>
         <w:pStyle w:val="Heading2"/>
@@ -4863,7 +4769,7 @@
         <w:t xml:space="preserve">Slide 38</w:t>
       </w:r>
     </w:p>
-    <w:bookmarkStart w:id="142" w:name="homoscedastic-3"/>
+    <w:bookmarkStart w:id="136" w:name="homoscedastic-3"/>
     <w:p>
       <w:pPr>
         <w:pStyle w:val="Heading3"/>
@@ -4881,18 +4787,18 @@
           <wp:inline>
             <wp:extent cx="5334000" cy="3810000"/>
             <wp:effectExtent b="0" l="0" r="0" t="0"/>
-            <wp:docPr descr="Image: hom cat plot layer (no description provided yet)" title="" id="140" name="Picture"/>
+            <wp:docPr descr="Image: hom cat plot layer (no description provided yet)" title="" id="134" name="Picture"/>
             <a:graphic>
               <a:graphicData uri="http://schemas.openxmlformats.org/drawingml/2006/picture">
                 <pic:pic>
                   <pic:nvPicPr>
-                    <pic:cNvPr descr="images/hom_cat_plot_layer.png" id="141" name="Picture"/>
+                    <pic:cNvPr descr="images/hom_cat_plot_layer.png" id="135" name="Picture"/>
                     <pic:cNvPicPr>
                       <a:picLocks noChangeArrowheads="1" noChangeAspect="1"/>
                     </pic:cNvPicPr>
                   </pic:nvPicPr>
                   <pic:blipFill>
-                    <a:blip r:embed="rId139"/>
+                    <a:blip r:embed="rId133"/>
                     <a:stretch>
                       <a:fillRect/>
                     </a:stretch>
@@ -4919,8 +4825,8 @@
         </w:drawing>
       </w:r>
     </w:p>
-    <w:bookmarkEnd w:id="142"/>
-    <w:bookmarkStart w:id="146" w:name="our-data-heteroscedastic-1"/>
+    <w:bookmarkEnd w:id="136"/>
+    <w:bookmarkStart w:id="140" w:name="our-data-heteroscedastic-1"/>
     <w:p>
       <w:pPr>
         <w:pStyle w:val="Heading3"/>
@@ -4938,18 +4844,18 @@
           <wp:inline>
             <wp:extent cx="5334000" cy="3810000"/>
             <wp:effectExtent b="0" l="0" r="0" t="0"/>
-            <wp:docPr descr="Image: het cat plot layer (no description provided yet)" title="" id="144" name="Picture"/>
+            <wp:docPr descr="Image: het cat plot layer (no description provided yet)" title="" id="138" name="Picture"/>
             <a:graphic>
               <a:graphicData uri="http://schemas.openxmlformats.org/drawingml/2006/picture">
                 <pic:pic>
                   <pic:nvPicPr>
-                    <pic:cNvPr descr="images/het_cat_plot_layer.png" id="145" name="Picture"/>
+                    <pic:cNvPr descr="images/het_cat_plot_layer.png" id="139" name="Picture"/>
                     <pic:cNvPicPr>
                       <a:picLocks noChangeArrowheads="1" noChangeAspect="1"/>
                     </pic:cNvPicPr>
                   </pic:nvPicPr>
                   <pic:blipFill>
-                    <a:blip r:embed="rId143"/>
+                    <a:blip r:embed="rId137"/>
                     <a:stretch>
                       <a:fillRect/>
                     </a:stretch>
@@ -4976,9 +4882,9 @@
         </w:drawing>
       </w:r>
     </w:p>
-    <w:bookmarkEnd w:id="146"/>
-    <w:bookmarkEnd w:id="147"/>
-    <w:bookmarkStart w:id="149" w:name="slide-39"/>
+    <w:bookmarkEnd w:id="140"/>
+    <w:bookmarkEnd w:id="141"/>
+    <w:bookmarkStart w:id="143" w:name="slide-39"/>
     <w:p>
       <w:pPr>
         <w:pStyle w:val="Heading2"/>
@@ -4997,7 +4903,7 @@
       <w:r>
         <w:t xml:space="preserve"> </w:t>
       </w:r>
-      <w:hyperlink r:id="rId148">
+      <w:hyperlink r:id="rId142">
         <w:r>
           <w:rPr>
             <w:rStyle w:val="Hyperlink"/>
@@ -5006,8 +4912,8 @@
         </w:r>
       </w:hyperlink>
     </w:p>
-    <w:bookmarkEnd w:id="149"/>
-    <w:bookmarkStart w:id="150" w:name="slide-40-levenes-test"/>
+    <w:bookmarkEnd w:id="143"/>
+    <w:bookmarkStart w:id="144" w:name="slide-40-levenes-test"/>
     <w:p>
       <w:pPr>
         <w:pStyle w:val="Heading2"/>
@@ -5100,8 +5006,8 @@
         <w:t xml:space="preserve">don’t use it</w:t>
       </w:r>
     </w:p>
-    <w:bookmarkEnd w:id="150"/>
-    <w:bookmarkStart w:id="152" w:name="slide-41"/>
+    <w:bookmarkEnd w:id="144"/>
+    <w:bookmarkStart w:id="146" w:name="slide-41"/>
     <w:p>
       <w:pPr>
         <w:pStyle w:val="Heading2"/>
@@ -5120,7 +5026,7 @@
       <w:r>
         <w:t xml:space="preserve"> </w:t>
       </w:r>
-      <w:hyperlink r:id="rId151">
+      <w:hyperlink r:id="rId145">
         <w:r>
           <w:rPr>
             <w:rStyle w:val="Hyperlink"/>
@@ -5129,8 +5035,8 @@
         </w:r>
       </w:hyperlink>
     </w:p>
-    <w:bookmarkEnd w:id="152"/>
-    <w:bookmarkStart w:id="154" w:name="slide-42"/>
+    <w:bookmarkEnd w:id="146"/>
+    <w:bookmarkStart w:id="148" w:name="slide-42"/>
     <w:p>
       <w:pPr>
         <w:pStyle w:val="Heading2"/>
@@ -5149,7 +5055,7 @@
       <w:r>
         <w:t xml:space="preserve"> </w:t>
       </w:r>
-      <w:hyperlink r:id="rId153">
+      <w:hyperlink r:id="rId147">
         <w:r>
           <w:rPr>
             <w:rStyle w:val="Hyperlink"/>
@@ -5158,8 +5064,8 @@
         </w:r>
       </w:hyperlink>
     </w:p>
-    <w:bookmarkEnd w:id="154"/>
-    <w:bookmarkStart w:id="156" w:name="slide-43"/>
+    <w:bookmarkEnd w:id="148"/>
+    <w:bookmarkStart w:id="150" w:name="slide-43"/>
     <w:p>
       <w:pPr>
         <w:pStyle w:val="Heading2"/>
@@ -5178,7 +5084,7 @@
       <w:r>
         <w:t xml:space="preserve"> </w:t>
       </w:r>
-      <w:hyperlink r:id="rId155">
+      <w:hyperlink r:id="rId149">
         <w:r>
           <w:rPr>
             <w:rStyle w:val="Hyperlink"/>
@@ -5187,8 +5093,8 @@
         </w:r>
       </w:hyperlink>
     </w:p>
-    <w:bookmarkEnd w:id="156"/>
-    <w:bookmarkStart w:id="157" w:name="X5d4247a69c0b26f24de5b96e8fb986dfe3cd2c7"/>
+    <w:bookmarkEnd w:id="150"/>
+    <w:bookmarkStart w:id="151" w:name="X5d4247a69c0b26f24de5b96e8fb986dfe3cd2c7"/>
     <w:p>
       <w:pPr>
         <w:pStyle w:val="Heading2"/>
@@ -5217,8 +5123,8 @@
         <w:t xml:space="preserve">Sir Knight Zach, Defender of the world of Military</w:t>
       </w:r>
     </w:p>
-    <w:bookmarkEnd w:id="157"/>
-    <w:bookmarkStart w:id="161" w:name="X5ddfdd05acfc729b434be7757a01113f19a144d"/>
+    <w:bookmarkEnd w:id="151"/>
+    <w:bookmarkStart w:id="155" w:name="X5ddfdd05acfc729b434be7757a01113f19a144d"/>
     <w:p>
       <w:pPr>
         <w:pStyle w:val="Heading2"/>
@@ -5561,18 +5467,18 @@
           <wp:inline>
             <wp:extent cx="5334000" cy="3111500"/>
             <wp:effectExtent b="0" l="0" r="0" t="0"/>
-            <wp:docPr descr="Plot (no description provided yet)" title="" id="159" name="Picture"/>
+            <wp:docPr descr="Plot (no description provided yet)" title="" id="153" name="Picture"/>
             <a:graphic>
               <a:graphicData uri="http://schemas.openxmlformats.org/drawingml/2006/picture">
                 <pic:pic>
                   <pic:nvPicPr>
-                    <pic:cNvPr descr="images/ds_bias_slide045_unnamed-chunk-19-1.png" id="160" name="Picture"/>
+                    <pic:cNvPr descr="images/ds_bias_slide045_unnamed-chunk-19-1.png" id="154" name="Picture"/>
                     <pic:cNvPicPr>
                       <a:picLocks noChangeArrowheads="1" noChangeAspect="1"/>
                     </pic:cNvPicPr>
                   </pic:nvPicPr>
                   <pic:blipFill>
-                    <a:blip r:embed="rId158"/>
+                    <a:blip r:embed="rId152"/>
                     <a:stretch>
                       <a:fillRect/>
                     </a:stretch>
@@ -5599,8 +5505,8 @@
         </w:drawing>
       </w:r>
     </w:p>
-    <w:bookmarkEnd w:id="161"/>
-    <w:bookmarkStart w:id="165" w:name="slide-46-normally-distributed-errors"/>
+    <w:bookmarkEnd w:id="155"/>
+    <w:bookmarkStart w:id="159" w:name="slide-46-normally-distributed-errors"/>
     <w:p>
       <w:pPr>
         <w:pStyle w:val="Heading2"/>
@@ -5638,18 +5544,18 @@
           <wp:inline>
             <wp:extent cx="5334000" cy="3000375"/>
             <wp:effectExtent b="0" l="0" r="0" t="0"/>
-            <wp:docPr descr="Plot (no description provided yet)" title="" id="163" name="Picture"/>
+            <wp:docPr descr="Plot (no description provided yet)" title="" id="157" name="Picture"/>
             <a:graphic>
               <a:graphicData uri="http://schemas.openxmlformats.org/drawingml/2006/picture">
                 <pic:pic>
                   <pic:nvPicPr>
-                    <pic:cNvPr descr="images/ds_bias_slide046_unnamed-chunk-20-1.png" id="164" name="Picture"/>
+                    <pic:cNvPr descr="images/ds_bias_slide046_unnamed-chunk-20-1.png" id="158" name="Picture"/>
                     <pic:cNvPicPr>
                       <a:picLocks noChangeArrowheads="1" noChangeAspect="1"/>
                     </pic:cNvPicPr>
                   </pic:nvPicPr>
                   <pic:blipFill>
-                    <a:blip r:embed="rId162"/>
+                    <a:blip r:embed="rId156"/>
                     <a:stretch>
                       <a:fillRect/>
                     </a:stretch>
@@ -5676,8 +5582,8 @@
         </w:drawing>
       </w:r>
     </w:p>
-    <w:bookmarkEnd w:id="165"/>
-    <w:bookmarkStart w:id="168" w:name="slide-47-normally-distributed-errors"/>
+    <w:bookmarkEnd w:id="159"/>
+    <w:bookmarkStart w:id="162" w:name="slide-47-normally-distributed-errors"/>
     <w:p>
       <w:pPr>
         <w:pStyle w:val="Heading2"/>
@@ -5686,7 +5592,7 @@
         <w:t xml:space="preserve">Slide 47: Normally distributed errors</w:t>
       </w:r>
     </w:p>
-    <w:bookmarkStart w:id="166" w:name="estimation"/>
+    <w:bookmarkStart w:id="160" w:name="estimation"/>
     <w:p>
       <w:pPr>
         <w:pStyle w:val="Heading3"/>
@@ -5735,8 +5641,8 @@
         <w:t xml:space="preserve">will be unbiased and optimal (i.e., will minimize the variance), but there may be classes of estimator (other than OLS) that are more accurate (Wilcox, 2010)</w:t>
       </w:r>
     </w:p>
-    <w:bookmarkEnd w:id="166"/>
-    <w:bookmarkStart w:id="167" w:name="X33dd4341902d3528c2ca8dd8559d046d343e0b3"/>
+    <w:bookmarkEnd w:id="160"/>
+    <w:bookmarkStart w:id="161" w:name="X33dd4341902d3528c2ca8dd8559d046d343e0b3"/>
     <w:p>
       <w:pPr>
         <w:pStyle w:val="Heading3"/>
@@ -5872,9 +5778,9 @@
         <w:t xml:space="preserve">We don’t know what distribution tests statistics have.</w:t>
       </w:r>
     </w:p>
-    <w:bookmarkEnd w:id="167"/>
-    <w:bookmarkEnd w:id="168"/>
-    <w:bookmarkStart w:id="172" w:name="slide-48-the-central-limit-theorem-clt"/>
+    <w:bookmarkEnd w:id="161"/>
+    <w:bookmarkEnd w:id="162"/>
+    <w:bookmarkStart w:id="166" w:name="slide-48-the-central-limit-theorem-clt"/>
     <w:p>
       <w:pPr>
         <w:pStyle w:val="Heading2"/>
@@ -5892,18 +5798,18 @@
           <wp:inline>
             <wp:extent cx="5334000" cy="3871393"/>
             <wp:effectExtent b="0" l="0" r="0" t="0"/>
-            <wp:docPr descr="Image: dsr2 fig 06 12 clt (no description provided yet)" title="" id="170" name="Picture"/>
+            <wp:docPr descr="Image: dsr2 fig 06 12 clt (no description provided yet)" title="" id="164" name="Picture"/>
             <a:graphic>
               <a:graphicData uri="http://schemas.openxmlformats.org/drawingml/2006/picture">
                 <pic:pic>
                   <pic:nvPicPr>
-                    <pic:cNvPr descr="images/dsr2_fig_06_12_clt.png" id="171" name="Picture"/>
+                    <pic:cNvPr descr="images/dsr2_fig_06_12_clt.png" id="165" name="Picture"/>
                     <pic:cNvPicPr>
                       <a:picLocks noChangeArrowheads="1" noChangeAspect="1"/>
                     </pic:cNvPicPr>
                   </pic:nvPicPr>
                   <pic:blipFill>
-                    <a:blip r:embed="rId169"/>
+                    <a:blip r:embed="rId163"/>
                     <a:stretch>
                       <a:fillRect/>
                     </a:stretch>
@@ -5930,8 +5836,8 @@
         </w:drawing>
       </w:r>
     </w:p>
-    <w:bookmarkEnd w:id="172"/>
-    <w:bookmarkStart w:id="175" w:name="Xb0ff03b574a89c836983ecb20e9bd71429694c2"/>
+    <w:bookmarkEnd w:id="166"/>
+    <w:bookmarkStart w:id="169" w:name="Xb0ff03b574a89c836983ecb20e9bd71429694c2"/>
     <w:p>
       <w:pPr>
         <w:pStyle w:val="Heading2"/>
@@ -5952,7 +5858,7 @@
         <w:t xml:space="preserve">Check the distribution of the model residuals using a P-P/Q-Q plot</w:t>
       </w:r>
     </w:p>
-    <w:bookmarkStart w:id="173" w:name="large-samples"/>
+    <w:bookmarkStart w:id="167" w:name="large-samples"/>
     <w:p>
       <w:pPr>
         <w:pStyle w:val="Heading3"/>
@@ -5973,8 +5879,8 @@
         <w:t xml:space="preserve">You don’t need to worry about this assumption in large samples because of the CLT</w:t>
       </w:r>
     </w:p>
-    <w:bookmarkEnd w:id="173"/>
-    <w:bookmarkStart w:id="174" w:name="small-samples"/>
+    <w:bookmarkEnd w:id="167"/>
+    <w:bookmarkStart w:id="168" w:name="small-samples"/>
     <w:p>
       <w:pPr>
         <w:pStyle w:val="Heading3"/>
@@ -6011,9 +5917,9 @@
         <w:t xml:space="preserve">to get an empirical confidence interval and standard error (more on this later …)</w:t>
       </w:r>
     </w:p>
-    <w:bookmarkEnd w:id="174"/>
-    <w:bookmarkEnd w:id="175"/>
-    <w:bookmarkStart w:id="176" w:name="slide-50-the-k-s-test"/>
+    <w:bookmarkEnd w:id="168"/>
+    <w:bookmarkEnd w:id="169"/>
+    <w:bookmarkStart w:id="170" w:name="slide-50-the-k-s-test"/>
     <w:p>
       <w:pPr>
         <w:pStyle w:val="Heading2"/>
@@ -6106,8 +6012,8 @@
         <w:t xml:space="preserve">don’t use it</w:t>
       </w:r>
     </w:p>
-    <w:bookmarkEnd w:id="176"/>
-    <w:bookmarkStart w:id="178" w:name="slide-51"/>
+    <w:bookmarkEnd w:id="170"/>
+    <w:bookmarkStart w:id="172" w:name="slide-51"/>
     <w:p>
       <w:pPr>
         <w:pStyle w:val="Heading2"/>
@@ -6126,7 +6032,7 @@
       <w:r>
         <w:t xml:space="preserve"> </w:t>
       </w:r>
-      <w:hyperlink r:id="rId177">
+      <w:hyperlink r:id="rId171">
         <w:r>
           <w:rPr>
             <w:rStyle w:val="Hyperlink"/>
@@ -6135,8 +6041,8 @@
         </w:r>
       </w:hyperlink>
     </w:p>
-    <w:bookmarkEnd w:id="178"/>
-    <w:bookmarkStart w:id="187" w:name="slide-52"/>
+    <w:bookmarkEnd w:id="172"/>
+    <w:bookmarkStart w:id="181" w:name="slide-52"/>
     <w:p>
       <w:pPr>
         <w:pStyle w:val="Heading2"/>
@@ -6145,7 +6051,7 @@
         <w:t xml:space="preserve">Slide 52</w:t>
       </w:r>
     </w:p>
-    <w:bookmarkStart w:id="182" w:name="normal-residuals"/>
+    <w:bookmarkStart w:id="176" w:name="normal-residuals"/>
     <w:p>
       <w:pPr>
         <w:pStyle w:val="Heading3"/>
@@ -6163,18 +6069,18 @@
           <wp:inline>
             <wp:extent cx="5334000" cy="3810000"/>
             <wp:effectExtent b="0" l="0" r="0" t="0"/>
-            <wp:docPr descr="Image: poop norm qq plot (no description provided yet)" title="" id="180" name="Picture"/>
+            <wp:docPr descr="Image: poop norm qq plot (no description provided yet)" title="" id="174" name="Picture"/>
             <a:graphic>
               <a:graphicData uri="http://schemas.openxmlformats.org/drawingml/2006/picture">
                 <pic:pic>
                   <pic:nvPicPr>
-                    <pic:cNvPr descr="images/poop_norm_qq_plot.png" id="181" name="Picture"/>
+                    <pic:cNvPr descr="images/poop_norm_qq_plot.png" id="175" name="Picture"/>
                     <pic:cNvPicPr>
                       <a:picLocks noChangeArrowheads="1" noChangeAspect="1"/>
                     </pic:cNvPicPr>
                   </pic:nvPicPr>
                   <pic:blipFill>
-                    <a:blip r:embed="rId179"/>
+                    <a:blip r:embed="rId173"/>
                     <a:stretch>
                       <a:fillRect/>
                     </a:stretch>
@@ -6201,8 +6107,8 @@
         </w:drawing>
       </w:r>
     </w:p>
-    <w:bookmarkEnd w:id="182"/>
-    <w:bookmarkStart w:id="186" w:name="our-residuals-non-normal"/>
+    <w:bookmarkEnd w:id="176"/>
+    <w:bookmarkStart w:id="180" w:name="our-residuals-non-normal"/>
     <w:p>
       <w:pPr>
         <w:pStyle w:val="Heading3"/>
@@ -6220,18 +6126,18 @@
           <wp:inline>
             <wp:extent cx="5334000" cy="3810000"/>
             <wp:effectExtent b="0" l="0" r="0" t="0"/>
-            <wp:docPr descr="Image: poop qq plot (no description provided yet)" title="" id="184" name="Picture"/>
+            <wp:docPr descr="Image: poop qq plot (no description provided yet)" title="" id="178" name="Picture"/>
             <a:graphic>
               <a:graphicData uri="http://schemas.openxmlformats.org/drawingml/2006/picture">
                 <pic:pic>
                   <pic:nvPicPr>
-                    <pic:cNvPr descr="images/poop_qq_plot.png" id="185" name="Picture"/>
+                    <pic:cNvPr descr="images/poop_qq_plot.png" id="179" name="Picture"/>
                     <pic:cNvPicPr>
                       <a:picLocks noChangeArrowheads="1" noChangeAspect="1"/>
                     </pic:cNvPicPr>
                   </pic:nvPicPr>
                   <pic:blipFill>
-                    <a:blip r:embed="rId183"/>
+                    <a:blip r:embed="rId177"/>
                     <a:stretch>
                       <a:fillRect/>
                     </a:stretch>
@@ -6258,9 +6164,9 @@
         </w:drawing>
       </w:r>
     </w:p>
-    <w:bookmarkEnd w:id="186"/>
-    <w:bookmarkEnd w:id="187"/>
-    <w:bookmarkStart w:id="189" w:name="slide-53"/>
+    <w:bookmarkEnd w:id="180"/>
+    <w:bookmarkEnd w:id="181"/>
+    <w:bookmarkStart w:id="183" w:name="slide-53"/>
     <w:p>
       <w:pPr>
         <w:pStyle w:val="Heading2"/>
@@ -6279,7 +6185,7 @@
       <w:r>
         <w:t xml:space="preserve"> </w:t>
       </w:r>
-      <w:hyperlink r:id="rId188">
+      <w:hyperlink r:id="rId182">
         <w:r>
           <w:rPr>
             <w:rStyle w:val="Hyperlink"/>
@@ -6288,8 +6194,8 @@
         </w:r>
       </w:hyperlink>
     </w:p>
-    <w:bookmarkEnd w:id="189"/>
-    <w:bookmarkStart w:id="191" w:name="slide-54"/>
+    <w:bookmarkEnd w:id="183"/>
+    <w:bookmarkStart w:id="185" w:name="slide-54"/>
     <w:p>
       <w:pPr>
         <w:pStyle w:val="Heading2"/>
@@ -6308,7 +6214,7 @@
       <w:r>
         <w:t xml:space="preserve"> </w:t>
       </w:r>
-      <w:hyperlink r:id="rId190">
+      <w:hyperlink r:id="rId184">
         <w:r>
           <w:rPr>
             <w:rStyle w:val="Hyperlink"/>
@@ -6317,8 +6223,8 @@
         </w:r>
       </w:hyperlink>
     </w:p>
-    <w:bookmarkEnd w:id="191"/>
-    <w:bookmarkStart w:id="192" w:name="X942031539b00ff8d1e6a1b094fb96ff24a8dbcb"/>
+    <w:bookmarkEnd w:id="185"/>
+    <w:bookmarkStart w:id="186" w:name="X942031539b00ff8d1e6a1b094fb96ff24a8dbcb"/>
     <w:p>
       <w:pPr>
         <w:pStyle w:val="Heading2"/>
@@ -6327,8 +6233,8 @@
         <w:t xml:space="preserve">Slide 55 (new section): Part 4: Correcting problems</w:t>
       </w:r>
     </w:p>
-    <w:bookmarkEnd w:id="192"/>
-    <w:bookmarkStart w:id="196" w:name="slide-56-robust-procedures"/>
+    <w:bookmarkEnd w:id="186"/>
+    <w:bookmarkStart w:id="190" w:name="slide-56-robust-procedures"/>
     <w:p>
       <w:pPr>
         <w:pStyle w:val="Heading2"/>
@@ -6346,18 +6252,18 @@
           <wp:inline>
             <wp:extent cx="4651248" cy="3060192"/>
             <wp:effectExtent b="0" l="0" r="0" t="0"/>
-            <wp:docPr descr="Image: dsr2 fig 08 13 robust flow (no description provided yet)" title="" id="194" name="Picture"/>
+            <wp:docPr descr="Image: dsr2 fig 08 13 robust flow (no description provided yet)" title="" id="188" name="Picture"/>
             <a:graphic>
               <a:graphicData uri="http://schemas.openxmlformats.org/drawingml/2006/picture">
                 <pic:pic>
                   <pic:nvPicPr>
-                    <pic:cNvPr descr="images/dsr2_fig_08_13_robust_flow.png" id="195" name="Picture"/>
+                    <pic:cNvPr descr="images/dsr2_fig_08_13_robust_flow.png" id="189" name="Picture"/>
                     <pic:cNvPicPr>
                       <a:picLocks noChangeArrowheads="1" noChangeAspect="1"/>
                     </pic:cNvPicPr>
                   </pic:nvPicPr>
                   <pic:blipFill>
-                    <a:blip r:embed="rId193"/>
+                    <a:blip r:embed="rId187"/>
                     <a:stretch>
                       <a:fillRect/>
                     </a:stretch>
@@ -6384,8 +6290,8 @@
         </w:drawing>
       </w:r>
     </w:p>
-    <w:bookmarkEnd w:id="196"/>
-    <w:bookmarkStart w:id="199" w:name="slide-57-robust-procedures"/>
+    <w:bookmarkEnd w:id="190"/>
+    <w:bookmarkStart w:id="193" w:name="slide-57-robust-procedures"/>
     <w:p>
       <w:pPr>
         <w:pStyle w:val="Heading2"/>
@@ -6394,7 +6300,7 @@
         <w:t xml:space="preserve">Slide 57: Robust procedures</w:t>
       </w:r>
     </w:p>
-    <w:bookmarkStart w:id="197" w:name="the-bootstrap"/>
+    <w:bookmarkStart w:id="191" w:name="the-bootstrap"/>
     <w:p>
       <w:pPr>
         <w:pStyle w:val="Heading3"/>
@@ -6452,8 +6358,8 @@
         <w:t xml:space="preserve">Designed for small samples (when normality matters)</w:t>
       </w:r>
     </w:p>
-    <w:bookmarkEnd w:id="197"/>
-    <w:bookmarkStart w:id="198" w:name="X345a97f47c5d2beb95f623198cb0635617d9776"/>
+    <w:bookmarkEnd w:id="191"/>
+    <w:bookmarkStart w:id="192" w:name="X345a97f47c5d2beb95f623198cb0635617d9776"/>
     <w:p>
       <w:pPr>
         <w:pStyle w:val="Heading3"/>
@@ -6486,9 +6392,9 @@
         <w:t xml:space="preserve">HC3 and HC4 methods work best</w:t>
       </w:r>
     </w:p>
-    <w:bookmarkEnd w:id="198"/>
-    <w:bookmarkEnd w:id="199"/>
-    <w:bookmarkStart w:id="201" w:name="slide-58"/>
+    <w:bookmarkEnd w:id="192"/>
+    <w:bookmarkEnd w:id="193"/>
+    <w:bookmarkStart w:id="195" w:name="slide-58"/>
     <w:p>
       <w:pPr>
         <w:pStyle w:val="Heading2"/>
@@ -6507,7 +6413,7 @@
       <w:r>
         <w:t xml:space="preserve"> </w:t>
       </w:r>
-      <w:hyperlink r:id="rId200">
+      <w:hyperlink r:id="rId194">
         <w:r>
           <w:rPr>
             <w:rStyle w:val="Hyperlink"/>
@@ -6516,8 +6422,8 @@
         </w:r>
       </w:hyperlink>
     </w:p>
-    <w:bookmarkEnd w:id="201"/>
-    <w:bookmarkStart w:id="202" w:name="slide-59-the-bootstrap"/>
+    <w:bookmarkEnd w:id="195"/>
+    <w:bookmarkStart w:id="196" w:name="slide-59-the-bootstrap"/>
     <w:p>
       <w:pPr>
         <w:pStyle w:val="Heading2"/>
@@ -8714,8 +8620,8 @@
         <w:t xml:space="preserve">Mean = 23.32</w:t>
       </w:r>
     </w:p>
-    <w:bookmarkEnd w:id="202"/>
-    <w:bookmarkStart w:id="206" w:name="slide-60"/>
+    <w:bookmarkEnd w:id="196"/>
+    <w:bookmarkStart w:id="200" w:name="slide-60"/>
     <w:p>
       <w:pPr>
         <w:pStyle w:val="Heading2"/>
@@ -9449,18 +9355,18 @@
           <wp:inline>
             <wp:extent cx="5334000" cy="5334000"/>
             <wp:effectExtent b="0" l="0" r="0" t="0"/>
-            <wp:docPr descr="Image: bootstrap hist (no description provided yet)" title="" id="204" name="Picture"/>
+            <wp:docPr descr="Image: bootstrap hist (no description provided yet)" title="" id="198" name="Picture"/>
             <a:graphic>
               <a:graphicData uri="http://schemas.openxmlformats.org/drawingml/2006/picture">
                 <pic:pic>
                   <pic:nvPicPr>
-                    <pic:cNvPr descr="images/bootstrap_hist.gif" id="205" name="Picture"/>
+                    <pic:cNvPr descr="images/bootstrap_hist.gif" id="199" name="Picture"/>
                     <pic:cNvPicPr>
                       <a:picLocks noChangeArrowheads="1" noChangeAspect="1"/>
                     </pic:cNvPicPr>
                   </pic:nvPicPr>
                   <pic:blipFill>
-                    <a:blip r:embed="rId203"/>
+                    <a:blip r:embed="rId197"/>
                     <a:stretch>
                       <a:fillRect/>
                     </a:stretch>
@@ -9487,8 +9393,8 @@
         </w:drawing>
       </w:r>
     </w:p>
-    <w:bookmarkEnd w:id="206"/>
-    <w:bookmarkStart w:id="210" w:name="slide-61"/>
+    <w:bookmarkEnd w:id="200"/>
+    <w:bookmarkStart w:id="204" w:name="slide-61"/>
     <w:p>
       <w:pPr>
         <w:pStyle w:val="Heading2"/>
@@ -10222,18 +10128,18 @@
           <wp:inline>
             <wp:extent cx="5334000" cy="3810000"/>
             <wp:effectExtent b="0" l="0" r="0" t="0"/>
-            <wp:docPr descr="Image: bootstrap hist (no description provided yet)" title="" id="208" name="Picture"/>
+            <wp:docPr descr="Image: bootstrap hist (no description provided yet)" title="" id="202" name="Picture"/>
             <a:graphic>
               <a:graphicData uri="http://schemas.openxmlformats.org/drawingml/2006/picture">
                 <pic:pic>
                   <pic:nvPicPr>
-                    <pic:cNvPr descr="images/bootstrap_hist.png" id="209" name="Picture"/>
+                    <pic:cNvPr descr="images/bootstrap_hist.png" id="203" name="Picture"/>
                     <pic:cNvPicPr>
                       <a:picLocks noChangeArrowheads="1" noChangeAspect="1"/>
                     </pic:cNvPicPr>
                   </pic:nvPicPr>
                   <pic:blipFill>
-                    <a:blip r:embed="rId207"/>
+                    <a:blip r:embed="rId201"/>
                     <a:stretch>
                       <a:fillRect/>
                     </a:stretch>
@@ -10260,8 +10166,8 @@
         </w:drawing>
       </w:r>
     </w:p>
-    <w:bookmarkEnd w:id="210"/>
-    <w:bookmarkStart w:id="212" w:name="slide-62"/>
+    <w:bookmarkEnd w:id="204"/>
+    <w:bookmarkStart w:id="206" w:name="slide-62"/>
     <w:p>
       <w:pPr>
         <w:pStyle w:val="Heading2"/>
@@ -10280,7 +10186,7 @@
       <w:r>
         <w:t xml:space="preserve"> </w:t>
       </w:r>
-      <w:hyperlink r:id="rId211">
+      <w:hyperlink r:id="rId205">
         <w:r>
           <w:rPr>
             <w:rStyle w:val="Hyperlink"/>
@@ -10289,8 +10195,8 @@
         </w:r>
       </w:hyperlink>
     </w:p>
-    <w:bookmarkEnd w:id="212"/>
-    <w:bookmarkStart w:id="215" w:name="X329bd1a9e951ed8dabfdb0902f9099529ca934d"/>
+    <w:bookmarkEnd w:id="206"/>
+    <w:bookmarkStart w:id="209" w:name="X329bd1a9e951ed8dabfdb0902f9099529ca934d"/>
     <w:p>
       <w:pPr>
         <w:pStyle w:val="Heading2"/>
@@ -10299,7 +10205,7 @@
         <w:t xml:space="preserve">Slide 63: Do dragons really kidnap royalty?</w:t>
       </w:r>
     </w:p>
-    <w:bookmarkStart w:id="213" w:name="normal-model-number-of-dragons"/>
+    <w:bookmarkStart w:id="207" w:name="normal-model-number-of-dragons"/>
     <w:p>
       <w:pPr>
         <w:pStyle w:val="Heading3"/>
@@ -10637,8 +10543,8 @@
         </w:tc>
       </w:tr>
     </w:tbl>
-    <w:bookmarkEnd w:id="213"/>
-    <w:bookmarkStart w:id="214" w:name="X53eed1eea0a475b8296078c9c2ff820743d2c95"/>
+    <w:bookmarkEnd w:id="207"/>
+    <w:bookmarkStart w:id="208" w:name="X53eed1eea0a475b8296078c9c2ff820743d2c95"/>
     <w:p>
       <w:pPr>
         <w:pStyle w:val="Heading3"/>
@@ -11000,9 +10906,9 @@
         </w:tc>
       </w:tr>
     </w:tbl>
-    <w:bookmarkEnd w:id="214"/>
-    <w:bookmarkEnd w:id="215"/>
-    <w:bookmarkStart w:id="218" w:name="X2cd234a51604aa7829179595f74ec65b519c028"/>
+    <w:bookmarkEnd w:id="208"/>
+    <w:bookmarkEnd w:id="209"/>
+    <w:bookmarkStart w:id="212" w:name="X2cd234a51604aa7829179595f74ec65b519c028"/>
     <w:p>
       <w:pPr>
         <w:pStyle w:val="Heading2"/>
@@ -11011,7 +10917,7 @@
         <w:t xml:space="preserve">Slide 64: Do dragons really kidnap royalty?</w:t>
       </w:r>
     </w:p>
-    <w:bookmarkStart w:id="216" w:name="normal-model-dragons-or-not"/>
+    <w:bookmarkStart w:id="210" w:name="normal-model-dragons-or-not"/>
     <w:p>
       <w:pPr>
         <w:pStyle w:val="Heading3"/>
@@ -11349,8 +11255,8 @@
         </w:tc>
       </w:tr>
     </w:tbl>
-    <w:bookmarkEnd w:id="216"/>
-    <w:bookmarkStart w:id="217" w:name="Xaff081e46571fc0a98733cc9bf5db74502cfd1e"/>
+    <w:bookmarkEnd w:id="210"/>
+    <w:bookmarkStart w:id="211" w:name="Xaff081e46571fc0a98733cc9bf5db74502cfd1e"/>
     <w:p>
       <w:pPr>
         <w:pStyle w:val="Heading3"/>
@@ -11712,9 +11618,9 @@
         </w:tc>
       </w:tr>
     </w:tbl>
-    <w:bookmarkEnd w:id="217"/>
-    <w:bookmarkEnd w:id="218"/>
-    <w:bookmarkStart w:id="221" w:name="Xe33ee2232a55d43f9499308a98eb68fae885f6c"/>
+    <w:bookmarkEnd w:id="211"/>
+    <w:bookmarkEnd w:id="212"/>
+    <w:bookmarkStart w:id="215" w:name="Xe33ee2232a55d43f9499308a98eb68fae885f6c"/>
     <w:p>
       <w:pPr>
         <w:pStyle w:val="Heading2"/>
@@ -11723,7 +11629,7 @@
         <w:t xml:space="preserve">Slide 65: Does dragon poo help crops to grow?</w:t>
       </w:r>
     </w:p>
-    <w:bookmarkStart w:id="219" w:name="normal-model"/>
+    <w:bookmarkStart w:id="213" w:name="normal-model"/>
     <w:p>
       <w:pPr>
         <w:pStyle w:val="Heading3"/>
@@ -12061,8 +11967,8 @@
         </w:tc>
       </w:tr>
     </w:tbl>
-    <w:bookmarkEnd w:id="219"/>
-    <w:bookmarkStart w:id="220" w:name="bootstrap-model"/>
+    <w:bookmarkEnd w:id="213"/>
+    <w:bookmarkStart w:id="214" w:name="bootstrap-model"/>
     <w:p>
       <w:pPr>
         <w:pStyle w:val="Heading3"/>
@@ -12356,9 +12262,9 @@
         </w:tc>
       </w:tr>
     </w:tbl>
-    <w:bookmarkEnd w:id="220"/>
-    <w:bookmarkEnd w:id="221"/>
-    <w:bookmarkStart w:id="222" w:name="slide-66"/>
+    <w:bookmarkEnd w:id="214"/>
+    <w:bookmarkEnd w:id="215"/>
+    <w:bookmarkStart w:id="216" w:name="slide-66"/>
     <w:p>
       <w:pPr>
         <w:pStyle w:val="Heading2"/>
@@ -12377,7 +12283,7 @@
       <w:r>
         <w:t xml:space="preserve"> </w:t>
       </w:r>
-      <w:hyperlink r:id="rId62">
+      <w:hyperlink r:id="rId59">
         <w:r>
           <w:rPr>
             <w:rStyle w:val="Hyperlink"/>
@@ -12386,8 +12292,8 @@
         </w:r>
       </w:hyperlink>
     </w:p>
-    <w:bookmarkEnd w:id="222"/>
-    <w:bookmarkStart w:id="224" w:name="slide-67"/>
+    <w:bookmarkEnd w:id="216"/>
+    <w:bookmarkStart w:id="218" w:name="slide-67"/>
     <w:p>
       <w:pPr>
         <w:pStyle w:val="Heading2"/>
@@ -12406,7 +12312,7 @@
       <w:r>
         <w:t xml:space="preserve"> </w:t>
       </w:r>
-      <w:hyperlink r:id="rId223">
+      <w:hyperlink r:id="rId217">
         <w:r>
           <w:rPr>
             <w:rStyle w:val="Hyperlink"/>
@@ -12415,8 +12321,8 @@
         </w:r>
       </w:hyperlink>
     </w:p>
-    <w:bookmarkEnd w:id="224"/>
-    <w:bookmarkStart w:id="226" w:name="slide-68"/>
+    <w:bookmarkEnd w:id="218"/>
+    <w:bookmarkStart w:id="220" w:name="slide-68"/>
     <w:p>
       <w:pPr>
         <w:pStyle w:val="Heading2"/>
@@ -12435,7 +12341,7 @@
       <w:r>
         <w:t xml:space="preserve"> </w:t>
       </w:r>
-      <w:hyperlink r:id="rId225">
+      <w:hyperlink r:id="rId219">
         <w:r>
           <w:rPr>
             <w:rStyle w:val="Hyperlink"/>
@@ -12444,8 +12350,8 @@
         </w:r>
       </w:hyperlink>
     </w:p>
-    <w:bookmarkEnd w:id="226"/>
-    <w:bookmarkStart w:id="228" w:name="slide-69"/>
+    <w:bookmarkEnd w:id="220"/>
+    <w:bookmarkStart w:id="222" w:name="slide-69"/>
     <w:p>
       <w:pPr>
         <w:pStyle w:val="Heading2"/>
@@ -12464,7 +12370,7 @@
       <w:r>
         <w:t xml:space="preserve"> </w:t>
       </w:r>
-      <w:hyperlink r:id="rId227">
+      <w:hyperlink r:id="rId221">
         <w:r>
           <w:rPr>
             <w:rStyle w:val="Hyperlink"/>
@@ -12473,8 +12379,8 @@
         </w:r>
       </w:hyperlink>
     </w:p>
-    <w:bookmarkEnd w:id="228"/>
-    <w:bookmarkEnd w:id="229"/>
+    <w:bookmarkEnd w:id="222"/>
+    <w:bookmarkEnd w:id="223"/>
     <w:sectPr>
       <w:footnotePr>
         <w:numRestart w:val="eachSect"/>
